--- a/.claude/skills/courrier/assets/modele_courrier.docx
+++ b/.claude/skills/courrier/assets/modele_courrier.docx
@@ -1189,7 +1189,7 @@
     <w:rPrDefault>
       <w:rPr>
         <w:rFonts w:ascii="Arial" w:eastAsia="Arial" w:hAnsi="Arial" w:cs="Arial"/>
-        <w:color w:val="1E1E22"/>
+        <w:color w:val="111111"/>
         <w:sz w:val="21"/>
         <w:szCs w:val="21"/>
         <w:lang w:val="fr-FR" w:eastAsia="fr-FR" w:bidi="ar-SA"/>
